--- a/docs/POYASNITELNAYA_ZAPISKA.docx
+++ b/docs/POYASNITELNAYA_ZAPISKA.docx
@@ -1435,7 +1435,120 @@
           <w:color w:val="000000"/>
           <w:sz w:val="32"/>
         </w:rPr>
-        <w:t>8. Анализ кода на соответствие принципам SOLID</w:t>
+        <w:t>8. Системы управления знаниями и инструменты документирования проекта</w:t>
+      </w:r>
+    </w:p>
+    <w:p>
+      <w:pPr>
+        <w:spacing w:line="360" w:lineRule="auto" w:after="160"/>
+        <w:ind w:firstLine="709"/>
+      </w:pPr>
+      <w:r>
+        <w:rPr>
+          <w:rFonts w:ascii="Times New Roman" w:hAnsi="Times New Roman"/>
+          <w:color w:val="000000"/>
+          <w:sz w:val="28"/>
+        </w:rPr>
+        <w:t>В отчётных формулировках под системами управления знаниями (СУЗ) в ИТ часто понимают средства фиксации и совместного использования знаний о продукте и процессе разработки; это не следует смешивать с СУБД из раздела 7, где речь идёт о хранении данных приложения.</w:t>
+      </w:r>
+    </w:p>
+    <w:p>
+      <w:pPr>
+        <w:spacing w:line="360" w:lineRule="auto" w:after="160"/>
+        <w:ind w:firstLine="709"/>
+      </w:pPr>
+      <w:r>
+        <w:rPr>
+          <w:rFonts w:ascii="Times New Roman" w:hAnsi="Times New Roman"/>
+          <w:b/>
+          <w:color w:val="000000"/>
+          <w:sz w:val="28"/>
+        </w:rPr>
+        <w:t>Примеры класса организационных СУЗ (для отчёта, при необходимости):</w:t>
+      </w:r>
+    </w:p>
+    <w:p>
+      <w:pPr>
+        <w:pStyle w:val="ListBullet"/>
+        <w:spacing w:line="360" w:lineRule="auto" w:after="120"/>
+      </w:pPr>
+      <w:r>
+        <w:rPr>
+          <w:rFonts w:ascii="Times New Roman" w:hAnsi="Times New Roman"/>
+          <w:color w:val="000000"/>
+          <w:sz w:val="28"/>
+        </w:rPr>
+        <w:t>Корпоративные вики и порталы: Confluence, Notion, Microsoft SharePoint; при командной работе — также Wiki в GitHub.</w:t>
+      </w:r>
+    </w:p>
+    <w:p>
+      <w:pPr>
+        <w:pStyle w:val="ListBullet"/>
+        <w:spacing w:line="360" w:lineRule="auto" w:after="120"/>
+      </w:pPr>
+      <w:r>
+        <w:rPr>
+          <w:rFonts w:ascii="Times New Roman" w:hAnsi="Times New Roman"/>
+          <w:color w:val="000000"/>
+          <w:sz w:val="28"/>
+        </w:rPr>
+        <w:t>В данном учебном проекте основной акцент — репозиторий с исходным кодом и автоматически поддерживаемое описание REST API.</w:t>
+      </w:r>
+    </w:p>
+    <w:p>
+      <w:pPr>
+        <w:spacing w:line="360" w:lineRule="auto" w:after="160"/>
+        <w:ind w:firstLine="709"/>
+      </w:pPr>
+      <w:r>
+        <w:rPr>
+          <w:rFonts w:ascii="Times New Roman" w:hAnsi="Times New Roman"/>
+          <w:b/>
+          <w:color w:val="000000"/>
+          <w:sz w:val="28"/>
+        </w:rPr>
+        <w:t>Инженерные носители знаний, используемые в проекте:</w:t>
+      </w:r>
+    </w:p>
+    <w:p>
+      <w:pPr>
+        <w:pStyle w:val="ListBullet"/>
+        <w:spacing w:line="360" w:lineRule="auto" w:after="120"/>
+      </w:pPr>
+      <w:r>
+        <w:rPr>
+          <w:rFonts w:ascii="Times New Roman" w:hAnsi="Times New Roman"/>
+          <w:color w:val="000000"/>
+          <w:sz w:val="28"/>
+        </w:rPr>
+        <w:t>Git и GitHub — версионирование кода, история изменений, публикация репозитория; сопутствующие знания — в README.md и каталоге docs/.</w:t>
+      </w:r>
+    </w:p>
+    <w:p>
+      <w:pPr>
+        <w:pStyle w:val="ListBullet"/>
+        <w:spacing w:line="360" w:lineRule="auto" w:after="120"/>
+      </w:pPr>
+      <w:r>
+        <w:rPr>
+          <w:rFonts w:ascii="Times New Roman" w:hAnsi="Times New Roman"/>
+          <w:color w:val="000000"/>
+          <w:sz w:val="28"/>
+        </w:rPr>
+        <w:t>OpenAPI — машиночитаемое описание HTTP API. FastAPI формирует спецификацию (эндпоинт /openapi.json) и интерактивные страницы /docs (Swagger UI) и /redoc (ReDoc), что согласует документацию с фактическим поведением сервера и облегчает сопровождение веб- и Flutter-клиентов.</w:t>
+      </w:r>
+    </w:p>
+    <w:p>
+      <w:pPr>
+        <w:pStyle w:val="Heading1"/>
+      </w:pPr>
+      <w:r>
+        <w:rPr>
+          <w:rFonts w:ascii="Times New Roman" w:hAnsi="Times New Roman"/>
+          <w:color w:val="000000"/>
+          <w:sz w:val="32"/>
+        </w:rPr>
+        <w:t>9. Анализ кода на соответствие принципам SOLID</w:t>
       </w:r>
     </w:p>
     <w:p>
@@ -1532,7 +1645,7 @@
           <w:color w:val="000000"/>
           <w:sz w:val="32"/>
         </w:rPr>
-        <w:t>9. Метод авторизации на backend и подходы к контролю доступа</w:t>
+        <w:t>10. Метод авторизации на backend и подходы к контролю доступа</w:t>
       </w:r>
     </w:p>
     <w:p>
@@ -1659,7 +1772,7 @@
           <w:color w:val="000000"/>
           <w:sz w:val="32"/>
         </w:rPr>
-        <w:t>10. Выбор и использование логгера</w:t>
+        <w:t>11. Выбор и использование логгера</w:t>
       </w:r>
     </w:p>
     <w:p>
@@ -1728,7 +1841,7 @@
           <w:color w:val="000000"/>
           <w:sz w:val="32"/>
         </w:rPr>
-        <w:t>11. Тестирование</w:t>
+        <w:t>12. Тестирование</w:t>
       </w:r>
     </w:p>
     <w:p>
@@ -1755,7 +1868,7 @@
           <w:color w:val="000000"/>
           <w:sz w:val="32"/>
         </w:rPr>
-        <w:t>12. Репозиторий проекта и установка</w:t>
+        <w:t>13. Репозиторий проекта и установка</w:t>
       </w:r>
     </w:p>
     <w:p>
@@ -1881,7 +1994,7 @@
           <w:color w:val="000000"/>
           <w:sz w:val="32"/>
         </w:rPr>
-        <w:t>13. Список источников</w:t>
+        <w:t>14. Список источников</w:t>
       </w:r>
     </w:p>
     <w:p>
@@ -2349,6 +2462,84 @@
             <w:szCs w:val="28"/>
           </w:rPr>
           <w:t>https://docs.astral.sh/ruff/</w:t>
+        </w:r>
+      </w:hyperlink>
+    </w:p>
+    <w:p>
+      <w:pPr>
+        <w:pStyle w:val="ListNumber"/>
+        <w:spacing w:line="360" w:lineRule="auto"/>
+      </w:pPr>
+      <w:r>
+        <w:rPr>
+          <w:rFonts w:ascii="Times New Roman" w:hAnsi="Times New Roman"/>
+          <w:color w:val="000000"/>
+          <w:sz w:val="28"/>
+        </w:rPr>
+        <w:t xml:space="preserve">Спецификация OpenAPI. </w:t>
+      </w:r>
+      <w:hyperlink r:id="rId27">
+        <w:r>
+          <w:rPr>
+            <w:u w:val="single"/>
+            <w:color w:val="000000"/>
+            <w:rFonts w:ascii="Times New Roman" w:hAnsi="Times New Roman"/>
+            <w:sz w:val="28"/>
+            <w:szCs w:val="28"/>
+          </w:rPr>
+          <w:t>https://spec.openapis.org/oas/latest.html</w:t>
+        </w:r>
+      </w:hyperlink>
+    </w:p>
+    <w:p>
+      <w:pPr>
+        <w:pStyle w:val="ListNumber"/>
+        <w:spacing w:line="360" w:lineRule="auto"/>
+      </w:pPr>
+      <w:r>
+        <w:rPr>
+          <w:rFonts w:ascii="Times New Roman" w:hAnsi="Times New Roman"/>
+          <w:color w:val="000000"/>
+          <w:sz w:val="28"/>
+        </w:rPr>
+        <w:t xml:space="preserve">Автоматическая документация API в FastAPI (Swagger UI / ReDoc). </w:t>
+      </w:r>
+      <w:hyperlink r:id="rId28">
+        <w:r>
+          <w:rPr>
+            <w:u w:val="single"/>
+            <w:color w:val="000000"/>
+            <w:rFonts w:ascii="Times New Roman" w:hAnsi="Times New Roman"/>
+            <w:sz w:val="28"/>
+            <w:szCs w:val="28"/>
+          </w:rPr>
+          <w:t>https://fastapi.tiangolo.com/features/#automatic-docs</w:t>
+        </w:r>
+      </w:hyperlink>
+    </w:p>
+    <w:p>
+      <w:pPr>
+        <w:pStyle w:val="ListNumber"/>
+        <w:spacing w:line="360" w:lineRule="auto"/>
+      </w:pPr>
+      <w:r>
+        <w:rPr>
+          <w:rFonts w:ascii="Times New Roman" w:hAnsi="Times New Roman"/>
+          <w:color w:val="000000"/>
+          <w:sz w:val="28"/>
+        </w:rPr>
+        <w:t xml:space="preserve">GitHub. </w:t>
+      </w:r>
+      <w:hyperlink r:id="rId29">
+        <w:r>
+          <w:rPr>
+            <w:u w:val="single"/>
+            <w:color w:val="000000"/>
+            <w:rFonts w:ascii="Times New Roman" w:hAnsi="Times New Roman"/>
+            <w:sz w:val="28"/>
+            <w:szCs w:val="28"/>
+          </w:rPr>
+          <w:t>https://github.com/</w:t>
         </w:r>
       </w:hyperlink>
     </w:p>
